--- a/BITACORA DI - COMPARTIR.docx
+++ b/BITACORA DI - COMPARTIR.docx
@@ -266,6 +266,64 @@
             <w:pPr>
               <w:jc w:val="center"/>
             </w:pPr>
+            <w:r>
+              <w:drawing>
+                <wp:anchor distT="0" distB="0" distL="114300" distR="114300" simplePos="0" relativeHeight="251693056" behindDoc="1" locked="0" layoutInCell="1" allowOverlap="1" wp14:anchorId="447CCDDA" wp14:editId="435A38DC">
+                  <wp:simplePos x="0" y="0"/>
+                  <wp:positionH relativeFrom="column">
+                    <wp:posOffset>25400</wp:posOffset>
+                  </wp:positionH>
+                  <wp:positionV relativeFrom="paragraph">
+                    <wp:posOffset>-1280795</wp:posOffset>
+                  </wp:positionV>
+                  <wp:extent cx="6236970" cy="1344930"/>
+                  <wp:effectExtent l="0" t="0" r="0" b="7620"/>
+                  <wp:wrapNone/>
+                  <wp:docPr id="459054936" name="Gráfico 1"/>
+                  <wp:cNvGraphicFramePr>
+                    <a:graphicFrameLocks xmlns:a="http://schemas.openxmlformats.org/drawingml/2006/main" noChangeAspect="1"/>
+                  </wp:cNvGraphicFramePr>
+                  <a:graphic xmlns:a="http://schemas.openxmlformats.org/drawingml/2006/main">
+                    <a:graphicData uri="http://schemas.openxmlformats.org/drawingml/2006/picture">
+                      <pic:pic xmlns:pic="http://schemas.openxmlformats.org/drawingml/2006/picture">
+                        <pic:nvPicPr>
+                          <pic:cNvPr id="459054936" name=""/>
+                          <pic:cNvPicPr/>
+                        </pic:nvPicPr>
+                        <pic:blipFill>
+                          <a:blip r:embed="rId7">
+                            <a:alphaModFix amt="30000"/>
+                            <a:extLst>
+                              <a:ext uri="{96DAC541-7B7A-43D3-8B79-37D633B846F1}">
+                                <asvg:svgBlip xmlns:asvg="http://schemas.microsoft.com/office/drawing/2016/SVG/main" r:embed="rId8"/>
+                              </a:ext>
+                            </a:extLst>
+                          </a:blip>
+                          <a:stretch>
+                            <a:fillRect/>
+                          </a:stretch>
+                        </pic:blipFill>
+                        <pic:spPr>
+                          <a:xfrm>
+                            <a:off x="0" y="0"/>
+                            <a:ext cx="6236970" cy="1344930"/>
+                          </a:xfrm>
+                          <a:prstGeom prst="rect">
+                            <a:avLst/>
+                          </a:prstGeom>
+                        </pic:spPr>
+                      </pic:pic>
+                    </a:graphicData>
+                  </a:graphic>
+                  <wp14:sizeRelH relativeFrom="margin">
+                    <wp14:pctWidth>0</wp14:pctWidth>
+                  </wp14:sizeRelH>
+                  <wp14:sizeRelV relativeFrom="margin">
+                    <wp14:pctHeight>0</wp14:pctHeight>
+                  </wp14:sizeRelV>
+                </wp:anchor>
+              </w:drawing>
+            </w:r>
           </w:p>
         </w:tc>
       </w:tr>
@@ -276,7 +334,7 @@
           <w:noProof/>
         </w:rPr>
         <w:drawing>
-          <wp:anchor distT="0" distB="0" distL="114300" distR="114300" simplePos="0" relativeHeight="251658240" behindDoc="1" locked="0" layoutInCell="1" allowOverlap="1" wp14:anchorId="6DCC0FEC" wp14:editId="31E7271A">
+          <wp:anchor distT="0" distB="0" distL="114300" distR="114300" simplePos="0" relativeHeight="251658240" behindDoc="1" locked="0" layoutInCell="1" allowOverlap="1" wp14:anchorId="6DCC0FEC" wp14:editId="71E93C97">
             <wp:simplePos x="0" y="0"/>
             <wp:positionH relativeFrom="column">
               <wp:posOffset>-67247</wp:posOffset>
@@ -301,11 +359,14 @@
                     </pic:cNvPicPr>
                   </pic:nvPicPr>
                   <pic:blipFill>
-                    <a:blip r:embed="rId7" cstate="print">
+                    <a:blip r:embed="rId9" cstate="print">
                       <a:extLst>
                         <a:ext uri="{BEBA8EAE-BF5A-486C-A8C5-ECC9F3942E4B}">
                           <a14:imgProps xmlns:a14="http://schemas.microsoft.com/office/drawing/2010/main">
-                            <a14:imgLayer r:embed="rId8">
+                            <a14:imgLayer r:embed="rId10">
+                              <a14:imgEffect>
+                                <a14:colorTemperature colorTemp="5246"/>
+                              </a14:imgEffect>
                               <a14:imgEffect>
                                 <a14:saturation sat="400000"/>
                               </a14:imgEffect>
@@ -2170,13 +2231,71 @@
     <w:p/>
     <w:p>
       <w:r>
+        <w:drawing>
+          <wp:anchor distT="0" distB="0" distL="114300" distR="114300" simplePos="0" relativeHeight="251697152" behindDoc="1" locked="0" layoutInCell="1" allowOverlap="1" wp14:anchorId="70402F3B" wp14:editId="5383F896">
+            <wp:simplePos x="0" y="0"/>
+            <wp:positionH relativeFrom="column">
+              <wp:posOffset>3098692</wp:posOffset>
+            </wp:positionH>
+            <wp:positionV relativeFrom="paragraph">
+              <wp:posOffset>187418</wp:posOffset>
+            </wp:positionV>
+            <wp:extent cx="6236970" cy="1344930"/>
+            <wp:effectExtent l="0" t="0" r="0" b="7620"/>
+            <wp:wrapNone/>
+            <wp:docPr id="48265598" name="Gráfico 1"/>
+            <wp:cNvGraphicFramePr>
+              <a:graphicFrameLocks xmlns:a="http://schemas.openxmlformats.org/drawingml/2006/main" noChangeAspect="1"/>
+            </wp:cNvGraphicFramePr>
+            <a:graphic xmlns:a="http://schemas.openxmlformats.org/drawingml/2006/main">
+              <a:graphicData uri="http://schemas.openxmlformats.org/drawingml/2006/picture">
+                <pic:pic xmlns:pic="http://schemas.openxmlformats.org/drawingml/2006/picture">
+                  <pic:nvPicPr>
+                    <pic:cNvPr id="459054936" name=""/>
+                    <pic:cNvPicPr/>
+                  </pic:nvPicPr>
+                  <pic:blipFill>
+                    <a:blip r:embed="rId7">
+                      <a:alphaModFix amt="30000"/>
+                      <a:extLst>
+                        <a:ext uri="{96DAC541-7B7A-43D3-8B79-37D633B846F1}">
+                          <asvg:svgBlip xmlns:asvg="http://schemas.microsoft.com/office/drawing/2016/SVG/main" r:embed="rId8"/>
+                        </a:ext>
+                      </a:extLst>
+                    </a:blip>
+                    <a:stretch>
+                      <a:fillRect/>
+                    </a:stretch>
+                  </pic:blipFill>
+                  <pic:spPr>
+                    <a:xfrm>
+                      <a:off x="0" y="0"/>
+                      <a:ext cx="6236970" cy="1344930"/>
+                    </a:xfrm>
+                    <a:prstGeom prst="rect">
+                      <a:avLst/>
+                    </a:prstGeom>
+                  </pic:spPr>
+                </pic:pic>
+              </a:graphicData>
+            </a:graphic>
+            <wp14:sizeRelH relativeFrom="margin">
+              <wp14:pctWidth>0</wp14:pctWidth>
+            </wp14:sizeRelH>
+            <wp14:sizeRelV relativeFrom="margin">
+              <wp14:pctHeight>0</wp14:pctHeight>
+            </wp14:sizeRelV>
+          </wp:anchor>
+        </w:drawing>
+      </w:r>
+      <w:r>
         <w:rPr>
           <w:noProof/>
         </w:rPr>
         <mc:AlternateContent>
           <mc:Choice Requires="wps">
             <w:drawing>
-              <wp:anchor distT="0" distB="0" distL="114300" distR="114300" simplePos="0" relativeHeight="251671552" behindDoc="0" locked="0" layoutInCell="1" allowOverlap="1" wp14:anchorId="16277E62" wp14:editId="233CACD4">
+              <wp:anchor distT="0" distB="0" distL="114300" distR="114300" simplePos="0" relativeHeight="251671552" behindDoc="0" locked="0" layoutInCell="1" allowOverlap="1" wp14:anchorId="16277E62" wp14:editId="4BEC5684">
                 <wp:simplePos x="0" y="0"/>
                 <wp:positionH relativeFrom="column">
                   <wp:posOffset>6309995</wp:posOffset>
@@ -2231,7 +2350,7 @@
           </mc:Choice>
           <mc:Fallback>
             <w:pict>
-              <v:line w14:anchorId="5E579CCC" id="Conector recto 14" o:spid="_x0000_s1026" style="position:absolute;z-index:251671552;visibility:visible;mso-wrap-style:square;mso-width-percent:0;mso-height-percent:0;mso-wrap-distance-left:9pt;mso-wrap-distance-top:0;mso-wrap-distance-right:9pt;mso-wrap-distance-bottom:0;mso-position-horizontal:absolute;mso-position-horizontal-relative:text;mso-position-vertical:absolute;mso-position-vertical-relative:text;mso-width-percent:0;mso-height-percent:0;mso-width-relative:margin;mso-height-relative:margin" from="496.85pt,90.8pt" to="666.95pt,90.8pt" o:gfxdata="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" strokecolor="black [3200]" strokeweight="1.5pt">
+              <v:line w14:anchorId="447F009B" id="Conector recto 14" o:spid="_x0000_s1026" style="position:absolute;z-index:251671552;visibility:visible;mso-wrap-style:square;mso-width-percent:0;mso-height-percent:0;mso-wrap-distance-left:9pt;mso-wrap-distance-top:0;mso-wrap-distance-right:9pt;mso-wrap-distance-bottom:0;mso-position-horizontal:absolute;mso-position-horizontal-relative:text;mso-position-vertical:absolute;mso-position-vertical-relative:text;mso-width-percent:0;mso-height-percent:0;mso-width-relative:margin;mso-height-relative:margin" from="496.85pt,90.8pt" to="666.95pt,90.8pt" o:gfxdata="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" strokecolor="black [3200]" strokeweight="1.5pt">
                 <v:stroke joinstyle="miter"/>
               </v:line>
             </w:pict>
@@ -3171,6 +3290,64 @@
           <w:u w:val="thick"/>
         </w:rPr>
       </w:pPr>
+      <w:r>
+        <w:drawing>
+          <wp:anchor distT="0" distB="0" distL="114300" distR="114300" simplePos="0" relativeHeight="251695104" behindDoc="1" locked="0" layoutInCell="1" allowOverlap="1" wp14:anchorId="77E0051B" wp14:editId="59456D53">
+            <wp:simplePos x="0" y="0"/>
+            <wp:positionH relativeFrom="column">
+              <wp:posOffset>3211551</wp:posOffset>
+            </wp:positionH>
+            <wp:positionV relativeFrom="paragraph">
+              <wp:posOffset>103056</wp:posOffset>
+            </wp:positionV>
+            <wp:extent cx="6236970" cy="1344930"/>
+            <wp:effectExtent l="0" t="0" r="0" b="7620"/>
+            <wp:wrapNone/>
+            <wp:docPr id="1359099790" name="Gráfico 1"/>
+            <wp:cNvGraphicFramePr>
+              <a:graphicFrameLocks xmlns:a="http://schemas.openxmlformats.org/drawingml/2006/main" noChangeAspect="1"/>
+            </wp:cNvGraphicFramePr>
+            <a:graphic xmlns:a="http://schemas.openxmlformats.org/drawingml/2006/main">
+              <a:graphicData uri="http://schemas.openxmlformats.org/drawingml/2006/picture">
+                <pic:pic xmlns:pic="http://schemas.openxmlformats.org/drawingml/2006/picture">
+                  <pic:nvPicPr>
+                    <pic:cNvPr id="459054936" name=""/>
+                    <pic:cNvPicPr/>
+                  </pic:nvPicPr>
+                  <pic:blipFill>
+                    <a:blip r:embed="rId7">
+                      <a:alphaModFix amt="30000"/>
+                      <a:extLst>
+                        <a:ext uri="{96DAC541-7B7A-43D3-8B79-37D633B846F1}">
+                          <asvg:svgBlip xmlns:asvg="http://schemas.microsoft.com/office/drawing/2016/SVG/main" r:embed="rId8"/>
+                        </a:ext>
+                      </a:extLst>
+                    </a:blip>
+                    <a:stretch>
+                      <a:fillRect/>
+                    </a:stretch>
+                  </pic:blipFill>
+                  <pic:spPr>
+                    <a:xfrm>
+                      <a:off x="0" y="0"/>
+                      <a:ext cx="6236970" cy="1344930"/>
+                    </a:xfrm>
+                    <a:prstGeom prst="rect">
+                      <a:avLst/>
+                    </a:prstGeom>
+                  </pic:spPr>
+                </pic:pic>
+              </a:graphicData>
+            </a:graphic>
+            <wp14:sizeRelH relativeFrom="margin">
+              <wp14:pctWidth>0</wp14:pctWidth>
+            </wp14:sizeRelH>
+            <wp14:sizeRelV relativeFrom="margin">
+              <wp14:pctHeight>0</wp14:pctHeight>
+            </wp14:sizeRelV>
+          </wp:anchor>
+        </w:drawing>
+      </w:r>
     </w:p>
     <w:p>
       <w:r>
@@ -3704,8 +3881,8 @@
       </w:r>
     </w:p>
     <w:sectPr>
-      <w:headerReference w:type="default" r:id="rId9"/>
-      <w:footerReference w:type="default" r:id="rId10"/>
+      <w:headerReference w:type="default" r:id="rId11"/>
+      <w:footerReference w:type="default" r:id="rId12"/>
       <w:pgSz w:w="15840" w:h="12240" w:orient="landscape"/>
       <w:pgMar w:top="567" w:right="720" w:bottom="40" w:left="720" w:header="709" w:footer="709" w:gutter="0"/>
       <w:cols w:space="708"/>
